--- a/report.docx
+++ b/report.docx
@@ -1632,35 +1632,6 @@
         <w:t xml:space="preserve"> and I will see it in the future. Drop I think 600 Raws – Data loss. Then I got bad accuracy of these features.</w:t>
       </w:r>
     </w:p>
-    <w:p>
-      <w:pPr>
-        <w:pStyle w:val="ListParagraph"/>
-        <w:numPr>
-          <w:ilvl w:val="0"/>
-          <w:numId w:val="3"/>
-        </w:numPr>
-      </w:pPr>
-      <w:r>
-        <w:t xml:space="preserve">D2- I will delete these features to get the rows that I deleted before </w:t>
-      </w:r>
-      <w:proofErr w:type="gramStart"/>
-      <w:r>
-        <w:t>make</w:t>
-      </w:r>
-      <w:proofErr w:type="gramEnd"/>
-      <w:r>
-        <w:t xml:space="preserve"> </w:t>
-      </w:r>
-      <w:proofErr w:type="gramStart"/>
-      <w:r>
-        <w:t>it</w:t>
-      </w:r>
-      <w:proofErr w:type="gramEnd"/>
-      <w:r>
-        <w:t xml:space="preserve"> go on the model.</w:t>
-      </w:r>
-    </w:p>
-    <w:p/>
     <w:p/>
     <w:p/>
     <w:p>
@@ -1809,18 +1780,10 @@
         <w:ind w:left="1080"/>
       </w:pPr>
       <w:r>
-        <w:t xml:space="preserve">Selected </w:t>
-      </w:r>
-      <w:proofErr w:type="gramStart"/>
-      <w:r>
-        <w:t>features [</w:t>
-      </w:r>
-      <w:r>
-        <w:t>[</w:t>
-      </w:r>
-      <w:proofErr w:type="gramEnd"/>
-      <w:r>
-        <w:t>'Exports', 'Foreign Direct Investment', 'GDP Growth', 'GDP per Capita', 'Government Spending', 'Imports', 'Investment', 'Life Expectancy',</w:t>
+        <w:t xml:space="preserve">Selected features </w:t>
+      </w:r>
+      <w:r>
+        <w:t>['Exports', 'Foreign Direct Investment', 'GDP Growth', 'GDP per Capita',</w:t>
       </w:r>
     </w:p>
     <w:p>
@@ -1829,31 +1792,7 @@
         <w:ind w:left="1080"/>
       </w:pPr>
       <w:r>
-        <w:t xml:space="preserve">       'Population', '</w:t>
-      </w:r>
-      <w:proofErr w:type="spellStart"/>
-      <w:r>
-        <w:t>exchange_rate</w:t>
-      </w:r>
-      <w:proofErr w:type="spellEnd"/>
-      <w:r>
-        <w:t>', '</w:t>
-      </w:r>
-      <w:proofErr w:type="spellStart"/>
-      <w:r>
-        <w:t>Total_Crisis</w:t>
-      </w:r>
-      <w:proofErr w:type="spellEnd"/>
-      <w:r>
-        <w:t>', '</w:t>
-      </w:r>
-      <w:proofErr w:type="spellStart"/>
-      <w:r>
-        <w:t>Trade_Balance</w:t>
-      </w:r>
-      <w:proofErr w:type="spellEnd"/>
-      <w:r>
-        <w:t>',</w:t>
+        <w:t xml:space="preserve">       'Government Spending', 'Imports', 'Investment', 'Life Expectancy',</w:t>
       </w:r>
     </w:p>
     <w:p>
@@ -1862,11 +1801,11 @@
         <w:ind w:left="1080"/>
       </w:pPr>
       <w:r>
-        <w:t xml:space="preserve">       '</w:t>
-      </w:r>
-      <w:proofErr w:type="spellStart"/>
-      <w:r>
-        <w:t>Inflation_diff</w:t>
+        <w:t xml:space="preserve">       'Population', '</w:t>
+      </w:r>
+      <w:proofErr w:type="spellStart"/>
+      <w:r>
+        <w:t>exchange_rate</w:t>
       </w:r>
       <w:proofErr w:type="spellEnd"/>
       <w:r>
@@ -1874,19 +1813,11 @@
       </w:r>
       <w:proofErr w:type="spellStart"/>
       <w:r>
-        <w:t>GDP_growth_calc</w:t>
-      </w:r>
-      <w:proofErr w:type="spellEnd"/>
-      <w:r>
-        <w:t>', '</w:t>
-      </w:r>
-      <w:proofErr w:type="spellStart"/>
-      <w:r>
-        <w:t>Investment_growth</w:t>
-      </w:r>
-      <w:proofErr w:type="spellEnd"/>
-      <w:r>
-        <w:t>', 'GDP_lag1',</w:t>
+        <w:t>Total_Crisis</w:t>
+      </w:r>
+      <w:proofErr w:type="spellEnd"/>
+      <w:r>
+        <w:t>', 'GDP_lag1', 'GDP_lag3',</w:t>
       </w:r>
     </w:p>
     <w:p>
@@ -1895,15 +1826,31 @@
         <w:ind w:left="1080"/>
       </w:pPr>
       <w:r>
-        <w:t xml:space="preserve">       'GDP_lag3', 'GDP_lag5', '</w:t>
-      </w:r>
-      <w:proofErr w:type="spellStart"/>
-      <w:r>
-        <w:t>Trade_to_GDP</w:t>
-      </w:r>
-      <w:proofErr w:type="spellEnd"/>
-      <w:r>
-        <w:t>', 'GDP_MA3', 'Inflation_MA3',</w:t>
+        <w:t xml:space="preserve">       'GDP_lag5', '</w:t>
+      </w:r>
+      <w:proofErr w:type="spellStart"/>
+      <w:r>
+        <w:t>Trade_Balance</w:t>
+      </w:r>
+      <w:proofErr w:type="spellEnd"/>
+      <w:r>
+        <w:t>', '</w:t>
+      </w:r>
+      <w:proofErr w:type="spellStart"/>
+      <w:r>
+        <w:t>Inflation_diff</w:t>
+      </w:r>
+      <w:proofErr w:type="spellEnd"/>
+      <w:r>
+        <w:t>', '</w:t>
+      </w:r>
+      <w:proofErr w:type="spellStart"/>
+      <w:r>
+        <w:t>Unemployment_diff</w:t>
+      </w:r>
+      <w:proofErr w:type="spellEnd"/>
+      <w:r>
+        <w:t>',</w:t>
       </w:r>
     </w:p>
     <w:p>
@@ -1912,18 +1859,31 @@
         <w:ind w:left="1080"/>
       </w:pPr>
       <w:r>
-        <w:t xml:space="preserve">       'GDP_STD3', 'Inflation_volatility', '</w:t>
-      </w:r>
-      <w:proofErr w:type="spellStart"/>
-      <w:r>
-        <w:t>Exchange_volatility</w:t>
-      </w:r>
-      <w:proofErr w:type="spellEnd"/>
-      <w:r>
-        <w:t>']</w:t>
-      </w:r>
-      <w:r>
-        <w:t>]</w:t>
+        <w:t xml:space="preserve">       '</w:t>
+      </w:r>
+      <w:proofErr w:type="spellStart"/>
+      <w:r>
+        <w:t>GDP_growth_calc</w:t>
+      </w:r>
+      <w:proofErr w:type="spellEnd"/>
+      <w:r>
+        <w:t>', '</w:t>
+      </w:r>
+      <w:proofErr w:type="spellStart"/>
+      <w:r>
+        <w:t>Population_growth</w:t>
+      </w:r>
+      <w:proofErr w:type="spellEnd"/>
+      <w:r>
+        <w:t>', '</w:t>
+      </w:r>
+      <w:proofErr w:type="spellStart"/>
+      <w:r>
+        <w:t>Investment_growth</w:t>
+      </w:r>
+      <w:proofErr w:type="spellEnd"/>
+      <w:r>
+        <w:t>',</w:t>
       </w:r>
     </w:p>
     <w:p>
@@ -1931,6 +1891,45 @@
         <w:pStyle w:val="ListParagraph"/>
         <w:ind w:left="1080"/>
       </w:pPr>
+      <w:r>
+        <w:t xml:space="preserve">       '</w:t>
+      </w:r>
+      <w:proofErr w:type="spellStart"/>
+      <w:r>
+        <w:t>Investment_to_GDP</w:t>
+      </w:r>
+      <w:proofErr w:type="spellEnd"/>
+      <w:r>
+        <w:t>', '</w:t>
+      </w:r>
+      <w:proofErr w:type="spellStart"/>
+      <w:r>
+        <w:t>Trade_to_GDP</w:t>
+      </w:r>
+      <w:proofErr w:type="spellEnd"/>
+      <w:r>
+        <w:t>', 'GDP_MA3', 'Inflation_MA3',</w:t>
+      </w:r>
+    </w:p>
+    <w:p>
+      <w:pPr>
+        <w:pStyle w:val="ListParagraph"/>
+        <w:ind w:left="1080"/>
+      </w:pPr>
+      <w:r>
+        <w:t xml:space="preserve">       'GDP_STD3', 'Inflation_volatility', '</w:t>
+      </w:r>
+      <w:proofErr w:type="spellStart"/>
+      <w:r>
+        <w:t>Exchange_volatility</w:t>
+      </w:r>
+      <w:proofErr w:type="spellEnd"/>
+      <w:r>
+        <w:t>']</w:t>
+      </w:r>
+      <w:r>
+        <w:t>]</w:t>
+      </w:r>
     </w:p>
     <w:p>
       <w:pPr>
@@ -1983,7 +1982,6 @@
         </w:numPr>
       </w:pPr>
       <w:r>
-        <w:lastRenderedPageBreak/>
         <w:t>Correlation</w:t>
       </w:r>
     </w:p>
@@ -1995,8 +1993,9 @@
     </w:p>
     <w:p>
       <w:r>
+        <w:lastRenderedPageBreak/>
         <w:drawing>
-          <wp:inline distT="0" distB="0" distL="0" distR="0" wp14:anchorId="7E3EFCD7" wp14:editId="609E6B95">
+          <wp:inline distT="0" distB="0" distL="0" distR="0" wp14:anchorId="7E3EFCD7" wp14:editId="3910E1D2">
             <wp:extent cx="5943600" cy="6244590"/>
             <wp:effectExtent l="0" t="0" r="0" b="3810"/>
             <wp:docPr id="1872545808" name="Picture 1"/>
@@ -2054,63 +2053,178 @@
     </w:p>
     <w:p>
       <w:r>
+        <w:t xml:space="preserve">          3-</w:t>
+      </w:r>
+      <w:r>
+        <w:t xml:space="preserve">Model </w:t>
+      </w:r>
+      <w:proofErr w:type="spellStart"/>
+      <w:r>
+        <w:t>XGboost</w:t>
+      </w:r>
+      <w:proofErr w:type="spellEnd"/>
+      <w:r>
+        <w:t>.</w:t>
+      </w:r>
+    </w:p>
+    <w:p>
+      <w:pPr>
+        <w:ind w:left="1440"/>
+      </w:pPr>
+      <w:proofErr w:type="gramStart"/>
+      <w:r>
+        <w:t>feature  importance</w:t>
+      </w:r>
+      <w:proofErr w:type="gramEnd"/>
+    </w:p>
+    <w:p>
+      <w:pPr>
+        <w:ind w:left="1440"/>
+      </w:pPr>
+      <w:r>
         <w:lastRenderedPageBreak/>
-        <w:t xml:space="preserve">          3-</w:t>
-      </w:r>
-      <w:r>
-        <w:t xml:space="preserve">Model </w:t>
-      </w:r>
-      <w:proofErr w:type="spellStart"/>
-      <w:r>
-        <w:t>XGboost</w:t>
-      </w:r>
-      <w:proofErr w:type="spellEnd"/>
-      <w:r>
-        <w:t>.</w:t>
-      </w:r>
-    </w:p>
-    <w:p>
-      <w:pPr>
-        <w:pStyle w:val="ListParagraph"/>
-        <w:ind w:left="1080"/>
-      </w:pPr>
-      <w:proofErr w:type="gramStart"/>
-      <w:r>
-        <w:t>feature  importance</w:t>
-      </w:r>
-      <w:proofErr w:type="gramEnd"/>
-    </w:p>
-    <w:p>
-      <w:pPr>
-        <w:pStyle w:val="ListParagraph"/>
-        <w:ind w:left="1080"/>
-      </w:pPr>
-      <w:r>
-        <w:t>4         Government Spending    0.303924</w:t>
-      </w:r>
-    </w:p>
-    <w:p>
-      <w:pPr>
-        <w:pStyle w:val="ListParagraph"/>
-        <w:ind w:left="1080"/>
-      </w:pPr>
-      <w:r>
-        <w:t>17                   GDP_lag1    0.230882</w:t>
-      </w:r>
-    </w:p>
-    <w:p>
-      <w:pPr>
-        <w:pStyle w:val="ListParagraph"/>
-        <w:ind w:left="1080"/>
-      </w:pPr>
-      <w:r>
-        <w:t>22                    GDP_MA3    0.201292</w:t>
-      </w:r>
-    </w:p>
-    <w:p>
-      <w:pPr>
-        <w:pStyle w:val="ListParagraph"/>
-        <w:ind w:left="1080"/>
+        <w:t>11                   GDP_lag1    0.176481</w:t>
+      </w:r>
+    </w:p>
+    <w:p>
+      <w:pPr>
+        <w:ind w:left="1440"/>
+      </w:pPr>
+      <w:r>
+        <w:t>3              GDP per Capita    0.169220</w:t>
+      </w:r>
+    </w:p>
+    <w:p>
+      <w:pPr>
+        <w:ind w:left="1440"/>
+      </w:pPr>
+      <w:r>
+        <w:t xml:space="preserve">26        </w:t>
+      </w:r>
+      <w:proofErr w:type="spellStart"/>
+      <w:r>
+        <w:t>Exchange_volatility</w:t>
+      </w:r>
+      <w:proofErr w:type="spellEnd"/>
+      <w:r>
+        <w:t xml:space="preserve">    0.113559</w:t>
+      </w:r>
+    </w:p>
+    <w:p>
+      <w:pPr>
+        <w:ind w:left="1440"/>
+      </w:pPr>
+      <w:r>
+        <w:t>4         Government Spending    0.112592</w:t>
+      </w:r>
+    </w:p>
+    <w:p>
+      <w:pPr>
+        <w:ind w:left="1440"/>
+      </w:pPr>
+      <w:r>
+        <w:t>22                    GDP_MA3    0.062955</w:t>
+      </w:r>
+    </w:p>
+    <w:p>
+      <w:pPr>
+        <w:ind w:left="1440"/>
+      </w:pPr>
+      <w:r>
+        <w:t xml:space="preserve">15             </w:t>
+      </w:r>
+      <w:proofErr w:type="spellStart"/>
+      <w:r>
+        <w:t>Inflation_diff</w:t>
+      </w:r>
+      <w:proofErr w:type="spellEnd"/>
+      <w:r>
+        <w:t xml:space="preserve">    0.059271</w:t>
+      </w:r>
+    </w:p>
+    <w:p>
+      <w:pPr>
+        <w:ind w:left="1440"/>
+      </w:pPr>
+      <w:r>
+        <w:t>23              Inflation_MA3    0.053462</w:t>
+      </w:r>
+    </w:p>
+    <w:p>
+      <w:pPr>
+        <w:ind w:left="1440"/>
+      </w:pPr>
+      <w:r>
+        <w:t>6                  Investment    0.042806</w:t>
+      </w:r>
+    </w:p>
+    <w:p>
+      <w:pPr>
+        <w:ind w:left="1440"/>
+      </w:pPr>
+      <w:r>
+        <w:t>2                  GDP Growth    0.040130</w:t>
+      </w:r>
+    </w:p>
+    <w:p>
+      <w:pPr>
+        <w:ind w:left="1440"/>
+      </w:pPr>
+      <w:r>
+        <w:t xml:space="preserve">16          </w:t>
+      </w:r>
+      <w:proofErr w:type="spellStart"/>
+      <w:r>
+        <w:t>Unemployment_diff</w:t>
+      </w:r>
+      <w:proofErr w:type="spellEnd"/>
+      <w:r>
+        <w:t xml:space="preserve">    0.035314</w:t>
+      </w:r>
+    </w:p>
+    <w:p>
+      <w:pPr>
+        <w:ind w:left="1440"/>
+      </w:pPr>
+      <w:r>
+        <w:t xml:space="preserve">9               </w:t>
+      </w:r>
+      <w:proofErr w:type="spellStart"/>
+      <w:r>
+        <w:t>exchange_rate</w:t>
+      </w:r>
+      <w:proofErr w:type="spellEnd"/>
+      <w:r>
+        <w:t xml:space="preserve">    0.019430</w:t>
+      </w:r>
+    </w:p>
+    <w:p>
+      <w:pPr>
+        <w:ind w:left="1440"/>
+      </w:pPr>
+      <w:r>
+        <w:t>7             Life Expectancy    0.018600</w:t>
+      </w:r>
+    </w:p>
+    <w:p>
+      <w:pPr>
+        <w:ind w:left="1440"/>
+      </w:pPr>
+      <w:r>
+        <w:t xml:space="preserve">18          </w:t>
+      </w:r>
+      <w:proofErr w:type="spellStart"/>
+      <w:r>
+        <w:t>Population_growth</w:t>
+      </w:r>
+      <w:proofErr w:type="spellEnd"/>
+      <w:r>
+        <w:t xml:space="preserve">    0.017256</w:t>
+      </w:r>
+    </w:p>
+    <w:p>
+      <w:pPr>
+        <w:ind w:left="1440"/>
       </w:pPr>
       <w:r>
         <w:t xml:space="preserve">21               </w:t>
@@ -2121,122 +2235,39 @@
       </w:r>
       <w:proofErr w:type="spellEnd"/>
       <w:r>
-        <w:t xml:space="preserve">    0.110832</w:t>
-      </w:r>
-    </w:p>
-    <w:p>
-      <w:pPr>
-        <w:pStyle w:val="ListParagraph"/>
-        <w:ind w:left="1080"/>
-      </w:pPr>
-      <w:r>
-        <w:t>6                  Investment    0.072512</w:t>
-      </w:r>
-    </w:p>
-    <w:p>
-      <w:pPr>
-        <w:pStyle w:val="ListParagraph"/>
-        <w:ind w:left="1080"/>
-      </w:pPr>
-      <w:r>
-        <w:t>5                     Imports    0.042162</w:t>
-      </w:r>
-    </w:p>
-    <w:p>
-      <w:pPr>
-        <w:pStyle w:val="ListParagraph"/>
-        <w:ind w:left="1080"/>
-      </w:pPr>
-      <w:r>
-        <w:t xml:space="preserve">13          </w:t>
-      </w:r>
-      <w:proofErr w:type="spellStart"/>
-      <w:r>
-        <w:t>Unemployment_diff</w:t>
-      </w:r>
-      <w:proofErr w:type="spellEnd"/>
-      <w:r>
-        <w:t xml:space="preserve">    0.008594</w:t>
-      </w:r>
-    </w:p>
-    <w:p>
-      <w:pPr>
-        <w:pStyle w:val="ListParagraph"/>
-        <w:ind w:left="1080"/>
-      </w:pPr>
-      <w:r>
-        <w:t>8                  Population    0.007947</w:t>
-      </w:r>
-    </w:p>
-    <w:p>
-      <w:pPr>
-        <w:pStyle w:val="ListParagraph"/>
-        <w:ind w:left="1080"/>
-      </w:pPr>
-      <w:r>
-        <w:t>3              GDP per Capita    0.006272</w:t>
-      </w:r>
-    </w:p>
-    <w:p>
-      <w:pPr>
-        <w:pStyle w:val="ListParagraph"/>
-        <w:ind w:left="1080"/>
-      </w:pPr>
-      <w:r>
-        <w:t>19                   GDP_lag5    0.004488</w:t>
-      </w:r>
-    </w:p>
-    <w:p>
-      <w:pPr>
-        <w:pStyle w:val="ListParagraph"/>
-        <w:ind w:left="1080"/>
-      </w:pPr>
-      <w:r>
-        <w:t>0                     Exports    0.004247</w:t>
-      </w:r>
-    </w:p>
-    <w:p>
-      <w:pPr>
-        <w:pStyle w:val="ListParagraph"/>
-        <w:ind w:left="1080"/>
-      </w:pPr>
-      <w:r>
-        <w:t xml:space="preserve">9               </w:t>
-      </w:r>
-      <w:proofErr w:type="spellStart"/>
-      <w:r>
-        <w:t>exchange_rate</w:t>
-      </w:r>
-      <w:proofErr w:type="spellEnd"/>
-      <w:r>
-        <w:t xml:space="preserve">    0.002940</w:t>
-      </w:r>
-    </w:p>
-    <w:p>
-      <w:pPr>
-        <w:pStyle w:val="ListParagraph"/>
-        <w:ind w:left="1080"/>
-      </w:pPr>
-      <w:r>
-        <w:t>7             Life Expectancy    0.001339</w:t>
-      </w:r>
-    </w:p>
-    <w:p>
-      <w:pPr>
-        <w:pStyle w:val="ListParagraph"/>
-        <w:ind w:left="1080"/>
-      </w:pPr>
-      <w:r>
-        <w:t>18                   GDP_lag3    0.001014</w:t>
-      </w:r>
-    </w:p>
-    <w:p>
-      <w:pPr>
-        <w:pStyle w:val="ListParagraph"/>
-        <w:ind w:left="1080"/>
-      </w:pPr>
-      <w:r>
-        <w:t xml:space="preserve">11              </w:t>
+        <w:t xml:space="preserve">    0.016607</w:t>
+      </w:r>
+    </w:p>
+    <w:p>
+      <w:pPr>
+        <w:ind w:left="1440"/>
+      </w:pPr>
+      <w:r>
+        <w:t>5                     Imports    0.011839</w:t>
+      </w:r>
+    </w:p>
+    <w:p>
+      <w:pPr>
+        <w:ind w:left="1440"/>
+      </w:pPr>
+      <w:r>
+        <w:t>8                  Population    0.009919</w:t>
+      </w:r>
+    </w:p>
+    <w:p>
+      <w:pPr>
+        <w:ind w:left="1440"/>
+      </w:pPr>
+      <w:r>
+        <w:t>0                     Exports    0.006329</w:t>
+      </w:r>
+    </w:p>
+    <w:p>
+      <w:pPr>
+        <w:ind w:left="1440"/>
+      </w:pPr>
+      <w:r>
+        <w:t xml:space="preserve">14              </w:t>
       </w:r>
       <w:proofErr w:type="spellStart"/>
       <w:r>
@@ -2244,16 +2275,15 @@
       </w:r>
       <w:proofErr w:type="spellEnd"/>
       <w:r>
-        <w:t xml:space="preserve">    0.000603</w:t>
-      </w:r>
-    </w:p>
-    <w:p>
-      <w:pPr>
-        <w:pStyle w:val="ListParagraph"/>
-        <w:ind w:left="1080"/>
-      </w:pPr>
-      <w:r>
-        <w:t xml:space="preserve">14            </w:t>
+        <w:t xml:space="preserve">    0.005344</w:t>
+      </w:r>
+    </w:p>
+    <w:p>
+      <w:pPr>
+        <w:ind w:left="1440"/>
+      </w:pPr>
+      <w:r>
+        <w:t xml:space="preserve">17            </w:t>
       </w:r>
       <w:proofErr w:type="spellStart"/>
       <w:r>
@@ -2261,13 +2291,44 @@
       </w:r>
       <w:proofErr w:type="spellEnd"/>
       <w:r>
-        <w:t xml:space="preserve">    0.000190</w:t>
-      </w:r>
-    </w:p>
-    <w:p>
-      <w:pPr>
-        <w:pStyle w:val="ListParagraph"/>
-        <w:ind w:left="1080"/>
+        <w:t xml:space="preserve">    0.004988</w:t>
+      </w:r>
+    </w:p>
+    <w:p>
+      <w:pPr>
+        <w:ind w:left="1440"/>
+      </w:pPr>
+      <w:r>
+        <w:t>25       Inflation_volatility    0.004722</w:t>
+      </w:r>
+    </w:p>
+    <w:p>
+      <w:pPr>
+        <w:ind w:left="1440"/>
+      </w:pPr>
+      <w:r>
+        <w:t>12                   GDP_lag3    0.004703</w:t>
+      </w:r>
+    </w:p>
+    <w:p>
+      <w:pPr>
+        <w:ind w:left="1440"/>
+      </w:pPr>
+      <w:r>
+        <w:t>1   Foreign Direct Investment    0.004557</w:t>
+      </w:r>
+    </w:p>
+    <w:p>
+      <w:pPr>
+        <w:ind w:left="1440"/>
+      </w:pPr>
+      <w:r>
+        <w:t>13                   GDP_lag5    0.003439</w:t>
+      </w:r>
+    </w:p>
+    <w:p>
+      <w:pPr>
+        <w:ind w:left="1440"/>
       </w:pPr>
       <w:r>
         <w:t xml:space="preserve">20          </w:t>
@@ -2278,33 +2339,31 @@
       </w:r>
       <w:proofErr w:type="spellEnd"/>
       <w:r>
-        <w:t xml:space="preserve">    0.000165</w:t>
-      </w:r>
-    </w:p>
-    <w:p>
-      <w:pPr>
-        <w:pStyle w:val="ListParagraph"/>
-        <w:ind w:left="1080"/>
-      </w:pPr>
-      <w:r>
-        <w:t xml:space="preserve">15          </w:t>
-      </w:r>
-      <w:proofErr w:type="spellStart"/>
-      <w:r>
-        <w:t>Population_growth</w:t>
-      </w:r>
-      <w:proofErr w:type="spellEnd"/>
-      <w:r>
-        <w:t xml:space="preserve">    0.000155</w:t>
-      </w:r>
-    </w:p>
-    <w:p>
-      <w:pPr>
-        <w:pStyle w:val="ListParagraph"/>
-        <w:ind w:left="1080"/>
-      </w:pPr>
-      <w:r>
-        <w:t xml:space="preserve">16          </w:t>
+        <w:t xml:space="preserve">    0.002323</w:t>
+      </w:r>
+    </w:p>
+    <w:p>
+      <w:pPr>
+        <w:ind w:left="1440"/>
+      </w:pPr>
+      <w:r>
+        <w:t xml:space="preserve">10               </w:t>
+      </w:r>
+      <w:proofErr w:type="spellStart"/>
+      <w:r>
+        <w:t>Total_Crisis</w:t>
+      </w:r>
+      <w:proofErr w:type="spellEnd"/>
+      <w:r>
+        <w:t xml:space="preserve">    0.002028</w:t>
+      </w:r>
+    </w:p>
+    <w:p>
+      <w:pPr>
+        <w:ind w:left="1440"/>
+      </w:pPr>
+      <w:r>
+        <w:t xml:space="preserve">19          </w:t>
       </w:r>
       <w:proofErr w:type="spellStart"/>
       <w:r>
@@ -2312,229 +2371,44 @@
       </w:r>
       <w:proofErr w:type="spellEnd"/>
       <w:r>
-        <w:t xml:space="preserve">    0.000123</w:t>
-      </w:r>
-    </w:p>
-    <w:p>
-      <w:pPr>
-        <w:pStyle w:val="ListParagraph"/>
-        <w:ind w:left="1080"/>
-      </w:pPr>
-      <w:r>
-        <w:t>2                  GDP Growth    0.000073</w:t>
-      </w:r>
-    </w:p>
-    <w:p>
-      <w:pPr>
-        <w:pStyle w:val="ListParagraph"/>
-        <w:ind w:left="1080"/>
-      </w:pPr>
-      <w:r>
-        <w:t xml:space="preserve">26        </w:t>
-      </w:r>
-      <w:proofErr w:type="spellStart"/>
-      <w:r>
-        <w:t>Exchange_volatility</w:t>
-      </w:r>
-      <w:proofErr w:type="spellEnd"/>
-      <w:r>
-        <w:t xml:space="preserve">    0.000070</w:t>
-      </w:r>
-    </w:p>
-    <w:p>
-      <w:pPr>
-        <w:pStyle w:val="ListParagraph"/>
-        <w:ind w:left="1080"/>
-      </w:pPr>
-      <w:r>
-        <w:t>24                   GDP_STD3    0.000046</w:t>
-      </w:r>
-    </w:p>
-    <w:p>
-      <w:pPr>
-        <w:pStyle w:val="ListParagraph"/>
-        <w:ind w:left="1080"/>
-      </w:pPr>
-      <w:r>
-        <w:t>25       Inflation_volatility    0.000037</w:t>
-      </w:r>
-    </w:p>
-    <w:p>
-      <w:pPr>
-        <w:pStyle w:val="ListParagraph"/>
-        <w:ind w:left="1080"/>
-      </w:pPr>
-      <w:r>
-        <w:t>23              Inflation_MA3    0.000034</w:t>
-      </w:r>
-    </w:p>
-    <w:p>
-      <w:pPr>
-        <w:pStyle w:val="ListParagraph"/>
-        <w:ind w:left="1080"/>
-      </w:pPr>
-      <w:r>
-        <w:t>1   Foreign Direct Investment    0.000032</w:t>
-      </w:r>
-    </w:p>
-    <w:p>
-      <w:pPr>
-        <w:pStyle w:val="ListParagraph"/>
-        <w:ind w:left="1080"/>
-      </w:pPr>
-      <w:r>
-        <w:t xml:space="preserve">12             </w:t>
-      </w:r>
-      <w:proofErr w:type="spellStart"/>
-      <w:r>
-        <w:t>Inflation_diff</w:t>
-      </w:r>
-      <w:proofErr w:type="spellEnd"/>
-      <w:r>
-        <w:t xml:space="preserve">    0.000028</w:t>
-      </w:r>
-    </w:p>
-    <w:p>
-      <w:pPr>
-        <w:pStyle w:val="ListParagraph"/>
-        <w:ind w:left="1080"/>
-      </w:pPr>
-      <w:r>
-        <w:t xml:space="preserve">10               </w:t>
-      </w:r>
-      <w:proofErr w:type="spellStart"/>
-      <w:r>
-        <w:t>Total_Crisis</w:t>
+        <w:t xml:space="preserve">    0.001325</w:t>
+      </w:r>
+    </w:p>
+    <w:p>
+      <w:pPr>
+        <w:ind w:left="1440"/>
+      </w:pPr>
+      <w:r>
+        <w:lastRenderedPageBreak/>
+        <w:t>24                   GDP_STD3    0.000802</w:t>
+      </w:r>
+    </w:p>
+    <w:p>
+      <w:pPr>
+        <w:ind w:left="1440"/>
+      </w:pPr>
+      <w:r>
+        <w:t xml:space="preserve">27            </w:t>
+      </w:r>
+      <w:proofErr w:type="spellStart"/>
+      <w:r>
+        <w:t>Inflation_shock</w:t>
       </w:r>
       <w:proofErr w:type="spellEnd"/>
       <w:r>
         <w:t xml:space="preserve">    0.000000</w:t>
       </w:r>
     </w:p>
-    <w:p>
-      <w:pPr>
-        <w:pStyle w:val="ListParagraph"/>
-        <w:pBdr>
-          <w:bottom w:val="single" w:sz="12" w:space="18" w:color="auto"/>
-        </w:pBdr>
-        <w:ind w:left="1080"/>
+    <w:p/>
+    <w:p>
+      <w:pPr>
         <w:rPr>
           <w:rFonts w:hint="cs"/>
           <w:rtl/>
+          <w:lang w:bidi="ar-EG"/>
         </w:rPr>
       </w:pPr>
-      <w:r>
-        <w:t xml:space="preserve">27            </w:t>
-      </w:r>
-      <w:proofErr w:type="spellStart"/>
-      <w:r>
-        <w:t>Inflation_shock</w:t>
-      </w:r>
-      <w:proofErr w:type="spellEnd"/>
-      <w:r>
-        <w:t xml:space="preserve">    0.0000</w:t>
-      </w:r>
-    </w:p>
-    <w:p/>
-    <w:p/>
-    <w:p/>
-    <w:p/>
-    <w:p/>
-    <w:p>
-      <w:pPr>
-        <w:rPr>
-          <w:rtl/>
-        </w:rPr>
-      </w:pPr>
-      <w:r>
-        <w:t xml:space="preserve">D2. </w:t>
-      </w:r>
-      <w:r>
-        <w:t xml:space="preserve">             </w:t>
-      </w:r>
-      <w:proofErr w:type="gramStart"/>
-      <w:r>
-        <w:t>feature  importance</w:t>
-      </w:r>
-      <w:proofErr w:type="gramEnd"/>
-    </w:p>
-    <w:p>
-      <w:r>
-        <w:t>4         Government Spending    0.587214</w:t>
-      </w:r>
-    </w:p>
-    <w:p>
-      <w:r>
-        <w:t>6                  Investment    0.252119</w:t>
-      </w:r>
-    </w:p>
-    <w:p>
-      <w:r>
-        <w:t>5                     Imports    0.137999</w:t>
-      </w:r>
-    </w:p>
-    <w:p>
-      <w:r>
-        <w:t>3              GDP per Capita    0.007025</w:t>
-      </w:r>
-    </w:p>
-    <w:p>
-      <w:r>
-        <w:t>8                  Population    0.006061</w:t>
-      </w:r>
-    </w:p>
-    <w:p>
-      <w:r>
-        <w:t xml:space="preserve">9               </w:t>
-      </w:r>
-      <w:proofErr w:type="spellStart"/>
-      <w:r>
-        <w:t>exchange_rate</w:t>
-      </w:r>
-      <w:proofErr w:type="spellEnd"/>
-      <w:r>
-        <w:t xml:space="preserve">    0.005011</w:t>
-      </w:r>
-    </w:p>
-    <w:p>
-      <w:r>
-        <w:t>7             Life Expectancy    0.001665</w:t>
-      </w:r>
-    </w:p>
-    <w:p>
-      <w:r>
-        <w:t>1   Foreign Direct Investment    0.001024</w:t>
-      </w:r>
-    </w:p>
-    <w:p>
-      <w:r>
-        <w:t>0                     Exports    0.000857</w:t>
-      </w:r>
-    </w:p>
-    <w:p>
-      <w:r>
-        <w:t>2                  GDP Growth    0.000798</w:t>
-      </w:r>
-    </w:p>
-    <w:p>
-      <w:pPr>
-        <w:rPr>
-          <w:rtl/>
-        </w:rPr>
-      </w:pPr>
-      <w:r>
-        <w:t xml:space="preserve">10               </w:t>
-      </w:r>
-      <w:proofErr w:type="spellStart"/>
-      <w:r>
-        <w:t>Total_Crisis</w:t>
-      </w:r>
-      <w:proofErr w:type="spellEnd"/>
-      <w:r>
-        <w:t xml:space="preserve">    0.000227</w:t>
-      </w:r>
-    </w:p>
-    <w:p/>
+    </w:p>
     <w:sectPr>
       <w:pgSz w:w="12240" w:h="15840"/>
       <w:pgMar w:top="1440" w:right="1440" w:bottom="1440" w:left="1440" w:header="720" w:footer="720" w:gutter="0"/>
